--- a/Fase 1/Evidencias Individuales/Tolentino_Edgar_1.1_APT122_AutoevaluacionCompetenciasFase1.docx
+++ b/Fase 1/Evidencias Individuales/Tolentino_Edgar_1.1_APT122_AutoevaluacionCompetenciasFase1.docx
@@ -1055,9 +1055,8 @@
                 <w:rFonts w:ascii="Calibri" w:hAnsi="Calibri" w:eastAsia="Calibri"/>
                 <w:color w:val="1C1C1C"/>
                 <w:sz w:val="22"/>
-                <w:highlight w:val="yellow"/>
-              </w:rPr>
-              <w:t>[[Año de ingreso]]</w:t>
+              </w:rPr>
+              <w:t>2021</w:t>
             </w:r>
           </w:p>
         </w:tc>
